--- a/ZITCH_TECHNOLOGIES_PRIVACY_POLICY_v2.docx
+++ b/ZITCH_TECHNOLOGIES_PRIVACY_POLICY_v2.docx
@@ -89,7 +89,7 @@
           <w:b w:val="0"/>
           <w:i w:val="0"/>
         </w:rPr>
-        <w:t>”) explains how Zitch Technologies Limited (RC [insert RC number]) of 41, Awoniyi Elemo Street, Lagos State, Nigeria (“</w:t>
+        <w:t>”) explains how Zitch Technologies Limited (RC [insert RC number]) of Ketu, Lagos State, Nigeria (“</w:t>
       </w:r>
       <w:r>
         <w:rPr>
@@ -1604,7 +1604,7 @@
           <w:b w:val="0"/>
           <w:i w:val="0"/>
         </w:rPr>
-        <w:t xml:space="preserve"> 41, Awoniyi Elemo Street, Lagos State, Nigeria</w:t>
+        <w:t xml:space="preserve"> Ketu, Lagos State, Nigeria</w:t>
       </w:r>
       <w:r>
         <w:br/>
@@ -1614,7 +1614,7 @@
           <w:b w:val="0"/>
           <w:i w:val="0"/>
         </w:rPr>
-        <w:t xml:space="preserve"> Email: [insert DPO email, e.g. dpo@zitch.ng]</w:t>
+        <w:t xml:space="preserve"> Email: support@zitch.ng (mark your message “Attention: DPO”)</w:t>
       </w:r>
       <w:r>
         <w:br/>
@@ -1624,7 +1624,7 @@
           <w:b w:val="0"/>
           <w:i w:val="0"/>
         </w:rPr>
-        <w:t xml:space="preserve"> Phone: [insert phone number]</w:t>
+        <w:t xml:space="preserve"> Phone: 08166938327</w:t>
       </w:r>
     </w:p>
     <w:p>
